--- a/media/R25999/output_dir/bg/被测软件基本信息.docx
+++ b/media/R25999/output_dir/bg/被测软件基本信息.docx
@@ -704,7 +704,55 @@
                 <w:rFonts w:hint="eastAsia"/>
                 <w:szCs w:val="21"/>
               </w:rPr>
-              <w:t xml:space="preserve">麒麟V10</w:t>
+              <w:t xml:space="preserve">XXX</w:t>
+            </w:r>
+          </w:p>
+          <w:p>
+            <w:pPr>
+              <w:wordWrap w:val="0"/>
+              <w:adjustRightInd w:val="0"/>
+              <w:rPr>
+                <w:szCs w:val="21"/>
+              </w:rPr>
+            </w:pPr>
+            <w:r>
+              <w:rPr>
+                <w:rFonts w:hint="eastAsia"/>
+                <w:szCs w:val="21"/>
+              </w:rPr>
+              <w:t xml:space="preserve">GD32F450ZIT6</w:t>
+            </w:r>
+          </w:p>
+          <w:p>
+            <w:pPr>
+              <w:wordWrap w:val="0"/>
+              <w:adjustRightInd w:val="0"/>
+              <w:rPr>
+                <w:szCs w:val="21"/>
+              </w:rPr>
+            </w:pPr>
+            <w:r>
+              <w:rPr>
+                <w:rFonts w:hint="eastAsia"/>
+                <w:szCs w:val="21"/>
+              </w:rPr>
+              <w:t xml:space="preserve">麒麟V4</w:t>
+            </w:r>
+          </w:p>
+          <w:p>
+            <w:pPr>
+              <w:wordWrap w:val="0"/>
+              <w:adjustRightInd w:val="0"/>
+              <w:rPr>
+                <w:szCs w:val="21"/>
+              </w:rPr>
+            </w:pPr>
+            <w:r>
+              <w:rPr>
+                <w:rFonts w:hint="eastAsia"/>
+                <w:szCs w:val="21"/>
+              </w:rPr>
+              <w:t xml:space="preserve">XXX2</w:t>
             </w:r>
             <w:r>
               <w:rPr>
@@ -734,7 +782,55 @@
                 <w:rFonts w:hint="eastAsia"/>
                 <w:szCs w:val="21"/>
               </w:rPr>
+              <w:t xml:space="preserve">风河</w:t>
+            </w:r>
+          </w:p>
+          <w:p>
+            <w:pPr>
+              <w:wordWrap w:val="0"/>
+              <w:adjustRightInd w:val="0"/>
+              <w:rPr>
+                <w:szCs w:val="21"/>
+              </w:rPr>
+            </w:pPr>
+            <w:r>
+              <w:rPr>
+                <w:rFonts w:hint="eastAsia"/>
+                <w:szCs w:val="21"/>
+              </w:rPr>
               <w:t xml:space="preserve">QT5.6</w:t>
+            </w:r>
+          </w:p>
+          <w:p>
+            <w:pPr>
+              <w:wordWrap w:val="0"/>
+              <w:adjustRightInd w:val="0"/>
+              <w:rPr>
+                <w:szCs w:val="21"/>
+              </w:rPr>
+            </w:pPr>
+            <w:r>
+              <w:rPr>
+                <w:rFonts w:hint="eastAsia"/>
+                <w:szCs w:val="21"/>
+              </w:rPr>
+              <w:t xml:space="preserve">IAR for ARM</w:t>
+            </w:r>
+          </w:p>
+          <w:p>
+            <w:pPr>
+              <w:wordWrap w:val="0"/>
+              <w:adjustRightInd w:val="0"/>
+              <w:rPr>
+                <w:szCs w:val="21"/>
+              </w:rPr>
+            </w:pPr>
+            <w:r>
+              <w:rPr>
+                <w:rFonts w:hint="eastAsia"/>
+                <w:szCs w:val="21"/>
+              </w:rPr>
+              <w:t xml:space="preserve">XXX1</w:t>
             </w:r>
             <w:r>
               <w:rPr>
